--- a/analizaWZ_szablony/analiza_wz_szablon_multi.docx
+++ b/analizaWZ_szablony/analiza_wz_szablon_multi.docx
@@ -21,24 +21,7 @@
         <w:tab/>
         <w:tab/>
         <w:tab/>
-      </w:r>
-      <w:r>
-        <w:rPr>
-          <w:rFonts w:cs="Arial" w:ascii="Arial" w:hAnsi="Arial"/>
-          <w:b w:val="false"/>
-          <w:sz w:val="22"/>
-          <w:szCs w:val="22"/>
-        </w:rPr>
-        <w:t>{{nazwa_gminy}}</w:t>
-      </w:r>
-      <w:r>
-        <w:rPr>
-          <w:rFonts w:cs="Arial" w:ascii="Arial" w:hAnsi="Arial"/>
-          <w:b w:val="false"/>
-          <w:sz w:val="22"/>
-          <w:szCs w:val="22"/>
-        </w:rPr>
-        <w:t>, dnia {{today}}</w:t>
+        <w:t>Ostrów Wielkopolski, dnia {{today}}</w:t>
       </w:r>
     </w:p>
     <w:p>
@@ -273,7 +256,7 @@
           <w:sz w:val="22"/>
           <w:szCs w:val="22"/>
         </w:rPr>
-        <w:t xml:space="preserve">{{Nazwa_inwestycji}} przewidziana do realizacji na działce/działkach nr {{nr_dzialki}} (obręb {{nr_obrebu}}) położonej w </w:t>
+        <w:t xml:space="preserve">{{Nazwa_inwestycji}} przewidziana do realizacji na działce/działkach nr {{nr_dzialki}} (obręb {{nr_obrebu}}) położonej w Ostrowie Wielkopolskim </w:t>
       </w:r>
       <w:r>
         <w:rPr>
@@ -282,7 +265,16 @@
           <w:sz w:val="22"/>
           <w:szCs w:val="22"/>
         </w:rPr>
-        <w:t>gminie {{nazwa_gminy}}</w:t>
+        <w:t xml:space="preserve">przy ulicy </w:t>
+      </w:r>
+      <w:r>
+        <w:rPr>
+          <w:rFonts w:cs="Arial" w:ascii="Arial" w:hAnsi="Arial"/>
+          <w:b w:val="false"/>
+          <w:sz w:val="22"/>
+          <w:szCs w:val="22"/>
+        </w:rPr>
+        <w:t>{{adres_dzialki}}</w:t>
       </w:r>
       <w:r>
         <w:rPr>
@@ -354,7 +346,25 @@
           <w:sz w:val="22"/>
           <w:szCs w:val="22"/>
         </w:rPr>
-        <w:t>a. W celu ustalenia wymagań dla nowej zabudowy i zagospodarowania terenu wyznacza się wokół działki budowlanej, której dotyczy wniosek o ustalenie warunków zabudowy obszar analizowany i przeprowadza w nim analizę funkcji oraz cech zabudowy i zagospodarowania terenu w zakresie warunków, o których mowa w art. 61 ust. 1-6 ustawy z dnia 27 marca 2003 r. o planowaniu i zagospodarowaniu przestrzennym. Granice obszaru analizowanego wyznaczono na kopii mapy zasadniczej lub mapy ewidencyjnej dołączonej do wniosku o ustalenie warunków zabudowy jako obszar w odległości równej trzykrotnej szerokości frontu terenu i nie mniejszym niż 50,0 metrów (front działki posiada długość ok. {{dlugosc_frontu}}, w związku z czym ustalono promień obszaru analizowanego na {{promien_bufora}}), o którym mowa w art. 52 ust. 2 pkt 1a - zgodnie z art. 61 ust. 5a ustawy z dnia 27 marca 2003 r. o planowaniu i zagospodarowaniu przestrzennym.</w:t>
+        <w:t xml:space="preserve">a. W celu ustalenia wymagań dla nowej zabudowy i zagospodarowania terenu wyznacza się wokół działki budowlanej, której dotyczy wniosek o ustalenie warunków zabudowy obszar analizowany i przeprowadza w nim analizę funkcji oraz cech zabudowy i zagospodarowania terenu w zakresie warunków, o których mowa w art. 61 ust. 1-6 ustawy z dnia 27 marca 2003 r. o planowaniu i zagospodarowaniu przestrzennym. Granice obszaru analizowanego wyznaczono na kopii mapy zasadniczej lub mapy ewidencyjnej dołączonej do wniosku o ustalenie warunków zabudowy jako obszar w odległości równej trzykrotnej szerokości frontu terenu i nie mniejszym niż 50,0 metrów </w:t>
+      </w:r>
+      <w:r>
+        <w:rPr>
+          <w:rFonts w:cs="Arial" w:ascii="Arial" w:hAnsi="Arial"/>
+          <w:b w:val="false"/>
+          <w:sz w:val="22"/>
+          <w:szCs w:val="22"/>
+        </w:rPr>
+        <w:t xml:space="preserve">oraz nie większym niż 200 metrów </w:t>
+      </w:r>
+      <w:r>
+        <w:rPr>
+          <w:rFonts w:cs="Arial" w:ascii="Arial" w:hAnsi="Arial"/>
+          <w:b w:val="false"/>
+          <w:sz w:val="22"/>
+          <w:szCs w:val="22"/>
+        </w:rPr>
+        <w:t>(front działki posiada długość ok. {{dlugosc_frontu}}, w związku z czym ustalono promień obszaru analizowanego na {{promien_bufora}}), o którym mowa w art. 52 ust. 2 pkt 1a - zgodnie z art. 61 ust. 5a ustawy z dnia 27 marca 2003 r. o planowaniu i zagospodarowaniu przestrzennym.</w:t>
       </w:r>
     </w:p>
     <w:p>
@@ -1388,43 +1398,7 @@
           <w:sz w:val="22"/>
           <w:szCs w:val="22"/>
         </w:rPr>
-        <w:t xml:space="preserve">a) </w:t>
-      </w:r>
-      <w:r>
-        <w:rPr>
-          <w:rFonts w:cs="Arial" w:ascii="Arial" w:hAnsi="Arial"/>
-          <w:b w:val="false"/>
-          <w:sz w:val="22"/>
-          <w:szCs w:val="22"/>
-        </w:rPr>
-        <w:t xml:space="preserve">Lokalny </w:t>
-      </w:r>
-      <w:r>
-        <w:rPr>
-          <w:rFonts w:cs="Arial" w:ascii="Arial" w:hAnsi="Arial"/>
-          <w:b w:val="false"/>
-          <w:sz w:val="22"/>
-          <w:szCs w:val="22"/>
-        </w:rPr>
-        <w:t xml:space="preserve">Operator </w:t>
-      </w:r>
-      <w:r>
-        <w:rPr>
-          <w:rFonts w:cs="Arial" w:ascii="Arial" w:hAnsi="Arial"/>
-          <w:b w:val="false"/>
-          <w:sz w:val="22"/>
-          <w:szCs w:val="22"/>
-        </w:rPr>
-        <w:t xml:space="preserve">Sieci Elektroenergetycznej </w:t>
-      </w:r>
-      <w:r>
-        <w:rPr>
-          <w:rFonts w:cs="Arial" w:ascii="Arial" w:hAnsi="Arial"/>
-          <w:b w:val="false"/>
-          <w:sz w:val="22"/>
-          <w:szCs w:val="22"/>
-        </w:rPr>
-        <w:t>zobowiązuje się zapewnić zaopatrzenie w energię elektryczną zgodnie z pismem załączonym do wniosku.</w:t>
+        <w:t>a) Operator ENERGA S.A. zobowiązuje się zapewnić zaopatrzenie w energię elektryczną zgodnie z pismem załączonym do wniosku.</w:t>
       </w:r>
     </w:p>
     <w:p>
@@ -1442,43 +1416,7 @@
           <w:sz w:val="22"/>
           <w:szCs w:val="22"/>
         </w:rPr>
-        <w:t xml:space="preserve">b) </w:t>
-      </w:r>
-      <w:r>
-        <w:rPr>
-          <w:rFonts w:cs="Arial" w:ascii="Arial" w:hAnsi="Arial"/>
-          <w:b w:val="false"/>
-          <w:sz w:val="22"/>
-          <w:szCs w:val="22"/>
-        </w:rPr>
-        <w:t xml:space="preserve">Lokalne </w:t>
-      </w:r>
-      <w:r>
-        <w:rPr>
-          <w:rFonts w:cs="Arial" w:ascii="Arial" w:hAnsi="Arial"/>
-          <w:b w:val="false"/>
-          <w:sz w:val="22"/>
-          <w:szCs w:val="22"/>
-        </w:rPr>
-        <w:t xml:space="preserve">Przedsiębiorstwo </w:t>
-      </w:r>
-      <w:r>
-        <w:rPr>
-          <w:rFonts w:cs="Arial" w:ascii="Arial" w:hAnsi="Arial"/>
-          <w:b w:val="false"/>
-          <w:sz w:val="22"/>
-          <w:szCs w:val="22"/>
-        </w:rPr>
-        <w:t xml:space="preserve">Wodociągowe </w:t>
-      </w:r>
-      <w:r>
-        <w:rPr>
-          <w:rFonts w:cs="Arial" w:ascii="Arial" w:hAnsi="Arial"/>
-          <w:b w:val="false"/>
-          <w:sz w:val="22"/>
-          <w:szCs w:val="22"/>
-        </w:rPr>
-        <w:t>podaje, że przedmiotowa działka posiada dostęp do sieci wodociągowej oraz sieci kanalizacji sanitarnej i deszczowej w ulicy {{adres_dzialki}}, zgodnie z pismem załączonym do wniosku</w:t>
+        <w:t>b) Przedsiębiorstwo WODKAN podaje, że przedmiotowa działka posiada dostęp do sieci wodociągowej oraz sieci kanalizacji sanitarnej i deszczowej w ulicy {{adres_dzialki}}, zgodnie z pismem załączonym do wniosku</w:t>
       </w:r>
     </w:p>
     <w:p>
@@ -1925,34 +1863,7 @@
           <w:sz w:val="20"/>
           <w:szCs w:val="20"/>
         </w:rPr>
-        <w:t xml:space="preserve">Urbanista mgr inż. </w:t>
-      </w:r>
-      <w:r>
-        <w:rPr>
-          <w:rFonts w:cs="Arial" w:ascii="Arial" w:hAnsi="Arial"/>
-          <w:b w:val="false"/>
-          <w:sz w:val="20"/>
-          <w:szCs w:val="20"/>
-        </w:rPr>
-        <w:t>Imię</w:t>
-      </w:r>
-      <w:r>
-        <w:rPr>
-          <w:rFonts w:cs="Arial" w:ascii="Arial" w:hAnsi="Arial"/>
-          <w:b w:val="false"/>
-          <w:sz w:val="20"/>
-          <w:szCs w:val="20"/>
-        </w:rPr>
-        <w:t xml:space="preserve"> </w:t>
-      </w:r>
-      <w:r>
-        <w:rPr>
-          <w:rFonts w:cs="Arial" w:ascii="Arial" w:hAnsi="Arial"/>
-          <w:b w:val="false"/>
-          <w:sz w:val="20"/>
-          <w:szCs w:val="20"/>
-        </w:rPr>
-        <w:t>Nazwisko</w:t>
+        <w:t>Urbanista mgr inż. Andrzej Jagucki</w:t>
       </w:r>
     </w:p>
     <w:p>
@@ -14807,9 +14718,9 @@
 </file>
 
 <file path=word/theme/theme1.xml><?xml version="1.0" encoding="utf-8"?>
-<a:theme xmlns:a="http://schemas.openxmlformats.org/drawingml/2006/main" xmlns:r="http://schemas.openxmlformats.org/officeDocument/2006/relationships" name="Office Theme">
+<a:theme xmlns:a="http://schemas.openxmlformats.org/drawingml/2006/main" xmlns:r="http://schemas.openxmlformats.org/officeDocument/2006/relationships" name="Office">
   <a:themeElements>
-    <a:clrScheme name="Office">
+    <a:clrScheme name="LibreOffice">
       <a:dk1>
         <a:srgbClr val="000000"/>
       </a:dk1>
@@ -14817,46 +14728,46 @@
         <a:srgbClr val="ffffff"/>
       </a:lt1>
       <a:dk2>
-        <a:srgbClr val="1f497d"/>
+        <a:srgbClr val="000000"/>
       </a:dk2>
       <a:lt2>
-        <a:srgbClr val="eeece1"/>
+        <a:srgbClr val="ffffff"/>
       </a:lt2>
       <a:accent1>
-        <a:srgbClr val="4f81bd"/>
+        <a:srgbClr val="18a303"/>
       </a:accent1>
       <a:accent2>
-        <a:srgbClr val="c0504d"/>
+        <a:srgbClr val="0369a3"/>
       </a:accent2>
       <a:accent3>
-        <a:srgbClr val="9bbb59"/>
+        <a:srgbClr val="a33e03"/>
       </a:accent3>
       <a:accent4>
-        <a:srgbClr val="8064a2"/>
+        <a:srgbClr val="8e03a3"/>
       </a:accent4>
       <a:accent5>
-        <a:srgbClr val="4bacc6"/>
+        <a:srgbClr val="c99c00"/>
       </a:accent5>
       <a:accent6>
-        <a:srgbClr val="f79646"/>
+        <a:srgbClr val="c9211e"/>
       </a:accent6>
       <a:hlink>
-        <a:srgbClr val="0000ff"/>
+        <a:srgbClr val="0000ee"/>
       </a:hlink>
       <a:folHlink>
-        <a:srgbClr val="800080"/>
+        <a:srgbClr val="551a8b"/>
       </a:folHlink>
     </a:clrScheme>
     <a:fontScheme name="Office">
       <a:majorFont>
-        <a:latin typeface="Calibri" pitchFamily="0" charset="1"/>
-        <a:ea typeface=""/>
-        <a:cs typeface=""/>
+        <a:latin typeface="Arial" pitchFamily="0" charset="1"/>
+        <a:ea typeface="DejaVu Sans" pitchFamily="0" charset="1"/>
+        <a:cs typeface="DejaVu Sans" pitchFamily="0" charset="1"/>
       </a:majorFont>
       <a:minorFont>
-        <a:latin typeface="Cambria" pitchFamily="0" charset="1"/>
-        <a:ea typeface=""/>
-        <a:cs typeface=""/>
+        <a:latin typeface="Arial" pitchFamily="0" charset="1"/>
+        <a:ea typeface="DejaVu Sans" pitchFamily="0" charset="1"/>
+        <a:cs typeface="DejaVu Sans" pitchFamily="0" charset="1"/>
       </a:minorFont>
     </a:fontScheme>
     <a:fmtScheme>
@@ -14864,55 +14775,25 @@
         <a:solidFill>
           <a:schemeClr val="phClr"/>
         </a:solidFill>
-        <a:gradFill>
-          <a:gsLst>
-            <a:gs pos="0">
-              <a:schemeClr val="phClr">
-                <a:tint val="50000"/>
-              </a:schemeClr>
-            </a:gs>
-            <a:gs pos="35000">
-              <a:schemeClr val="phClr">
-                <a:tint val="37000"/>
-              </a:schemeClr>
-            </a:gs>
-            <a:gs pos="100000">
-              <a:schemeClr val="phClr">
-                <a:tint val="15000"/>
-              </a:schemeClr>
-            </a:gs>
-          </a:gsLst>
-          <a:lin ang="16200000" scaled="1"/>
-          <a:tileRect l="0" t="0" r="0" b="0"/>
-        </a:gradFill>
-        <a:gradFill>
-          <a:gsLst>
-            <a:gs pos="0">
-              <a:schemeClr val="phClr">
-                <a:tint val="100000"/>
-                <a:shade val="100000"/>
-              </a:schemeClr>
-            </a:gs>
-            <a:gs pos="100000">
-              <a:schemeClr val="phClr">
-                <a:tint val="50000"/>
-                <a:shade val="100000"/>
-              </a:schemeClr>
-            </a:gs>
-          </a:gsLst>
-          <a:lin ang="16200000" scaled="0"/>
-          <a:tileRect l="0" t="0" r="0" b="0"/>
-        </a:gradFill>
+        <a:solidFill>
+          <a:schemeClr val="phClr"/>
+        </a:solidFill>
+        <a:solidFill>
+          <a:schemeClr val="phClr"/>
+        </a:solidFill>
       </a:fillStyleLst>
       <a:lnStyleLst>
-        <a:ln w="9525" cap="flat" cmpd="sng" algn="ctr">
+        <a:ln w="6350" cap="flat" cmpd="sng" algn="ctr">
           <a:prstDash val="solid"/>
+          <a:miter/>
         </a:ln>
-        <a:ln w="25400" cap="flat" cmpd="sng" algn="ctr">
+        <a:ln w="6350" cap="flat" cmpd="sng" algn="ctr">
           <a:prstDash val="solid"/>
+          <a:miter/>
         </a:ln>
-        <a:ln w="38100" cap="flat" cmpd="sng" algn="ctr">
+        <a:ln w="6350" cap="flat" cmpd="sng" algn="ctr">
           <a:prstDash val="solid"/>
+          <a:miter/>
         </a:ln>
       </a:lnStyleLst>
       <a:effectStyleLst>
@@ -14930,48 +14811,12 @@
         <a:solidFill>
           <a:schemeClr val="phClr"/>
         </a:solidFill>
-        <a:gradFill>
-          <a:gsLst>
-            <a:gs pos="0">
-              <a:schemeClr val="phClr">
-                <a:tint val="40000"/>
-              </a:schemeClr>
-            </a:gs>
-            <a:gs pos="40000">
-              <a:schemeClr val="phClr">
-                <a:tint val="45000"/>
-                <a:shade val="99000"/>
-              </a:schemeClr>
-            </a:gs>
-            <a:gs pos="100000">
-              <a:schemeClr val="phClr">
-                <a:shade val="20000"/>
-              </a:schemeClr>
-            </a:gs>
-          </a:gsLst>
-          <a:path path="circle">
-            <a:fillToRect l="50000" t="-80000" r="50000" b="180000"/>
-          </a:path>
-          <a:tileRect l="0" t="0" r="0" b="0"/>
-        </a:gradFill>
-        <a:gradFill>
-          <a:gsLst>
-            <a:gs pos="0">
-              <a:schemeClr val="phClr">
-                <a:tint val="80000"/>
-              </a:schemeClr>
-            </a:gs>
-            <a:gs pos="100000">
-              <a:schemeClr val="phClr">
-                <a:shade val="30000"/>
-              </a:schemeClr>
-            </a:gs>
-          </a:gsLst>
-          <a:path path="circle">
-            <a:fillToRect l="50000" t="50000" r="50000" b="50000"/>
-          </a:path>
-          <a:tileRect l="0" t="0" r="0" b="0"/>
-        </a:gradFill>
+        <a:solidFill>
+          <a:schemeClr val="phClr"/>
+        </a:solidFill>
+        <a:solidFill>
+          <a:schemeClr val="phClr"/>
+        </a:solidFill>
       </a:bgFillStyleLst>
     </a:fmtScheme>
   </a:themeElements>
